--- a/backend/data/sample_brds/BRD-001-DTI-Cap-Tightening.docx
+++ b/backend/data/sample_brds/BRD-001-DTI-Cap-Tightening.docx
@@ -159,7 +159,7 @@
               <w:rPr>
                 <w:sz w:val="20"/>
               </w:rPr>
-              <w:t>Rajesh Mehta, Senior Credit Policy Analyst</w:t>
+              <w:t>Michael Anderson, Senior Credit Policy Analyst</w:t>
             </w:r>
           </w:p>
         </w:tc>
@@ -261,7 +261,7 @@
     </w:p>
     <w:p>
       <w:r>
-        <w:t>Simultaneously, bureau-level data indicates that applicants with CIBIL scores in the 700-719 band exhibit a default rate 1.8x higher than those scoring 720 or above. Raising the floor to 720 aligns with peer-lender benchmarks observed in recent RBI supervisory reports.</w:t>
+        <w:t>Simultaneously, bureau-level data indicates that applicants with FICO scores in the 700-719 band exhibit a default rate 1.8x higher than those scoring 720 or above. Raising the floor to 720 aligns with peer-lender benchmarks observed in recent CFPB supervisory highlights.</w:t>
       </w:r>
     </w:p>
     <w:p>
@@ -842,7 +842,7 @@
     </w:p>
     <w:p>
       <w:r>
-        <w:t>The minimum CIBIL bureau score required for eligibility shall be increased from 700 to 720. Applications where bureau_score is below 720 will be rejected.</w:t>
+        <w:t>The minimum FICO bureau score required for eligibility shall be increased from 700 to 720. Applications where bureau_score is below 720 will be rejected. An FCRA-compliant adverse-action notice will be issued automatically for any rejected application.</w:t>
       </w:r>
     </w:p>
     <w:tbl>
@@ -1773,7 +1773,7 @@
               <w:rPr>
                 <w:sz w:val="20"/>
               </w:rPr>
-              <w:t>Rajesh Mehta</w:t>
+              <w:t>Michael Anderson</w:t>
             </w:r>
           </w:p>
         </w:tc>
@@ -1826,7 +1826,7 @@
               <w:rPr>
                 <w:sz w:val="20"/>
               </w:rPr>
-              <w:t>Priya Sharma</w:t>
+              <w:t>Sarah Johnson</w:t>
             </w:r>
           </w:p>
         </w:tc>
@@ -1881,7 +1881,7 @@
               <w:rPr>
                 <w:sz w:val="20"/>
               </w:rPr>
-              <w:t>Vikram Desai</w:t>
+              <w:t>David Williams</w:t>
             </w:r>
           </w:p>
         </w:tc>
